--- a/GOST_34_docs/ToDoAPI_TZ_GOST34.docx
+++ b/GOST_34_docs/ToDoAPI_TZ_GOST34.docx
@@ -384,26 +384,6 @@
     </w:p>
     <w:p>
       <w:pPr>
-        <w:sectPr>
-          <w:footerReference w:type="default" r:id="rId3"/>
-          <w:type w:val="nextPage"/>
-          <w:pgSz w:w="12240" w:h="15840"/>
-          <w:pgMar w:left="1134" w:right="1134" w:gutter="0" w:header="0" w:top="1134" w:footer="0" w:bottom="1134"/>
-          <w:pgNumType w:fmt="decimal"/>
-          <w:formProt w:val="false"/>
-          <w:textDirection w:val="lrTb"/>
-        </w:sectPr>
-        <w:pStyle w:val="1"/>
-        <w:rPr>
-          <w:lang w:val="ru-RU"/>
-        </w:rPr>
-      </w:pPr>
-      <w:r>
-        <w:rPr/>
-      </w:r>
-    </w:p>
-    <w:p>
-      <w:pPr>
         <w:pStyle w:val="1"/>
         <w:rPr>
           <w:lang w:val="ru-RU"/>
@@ -450,7 +430,7 @@
     <w:p>
       <w:pPr>
         <w:sectPr>
-          <w:footerReference w:type="default" r:id="rId4"/>
+          <w:footerReference w:type="default" r:id="rId3"/>
           <w:type w:val="nextPage"/>
           <w:pgSz w:w="12240" w:h="15840"/>
           <w:pgMar w:left="1800" w:right="1800" w:gutter="0" w:header="0" w:top="1440" w:footer="1440" w:bottom="1979"/>
@@ -514,13 +494,14 @@
     <w:p>
       <w:pPr>
         <w:sectPr>
-          <w:footerReference w:type="default" r:id="rId5"/>
+          <w:footerReference w:type="default" r:id="rId4"/>
           <w:type w:val="nextPage"/>
           <w:pgSz w:w="12240" w:h="15840"/>
           <w:pgMar w:left="1134" w:right="1134" w:gutter="0" w:header="0" w:top="1134" w:footer="0" w:bottom="1134"/>
           <w:pgNumType w:fmt="decimal"/>
           <w:formProt w:val="false"/>
           <w:textDirection w:val="lrTb"/>
+          <w:docGrid w:type="default" w:linePitch="100" w:charSpace="0"/>
         </w:sectPr>
         <w:pStyle w:val="Style10"/>
         <w:rPr/>
@@ -748,7 +729,7 @@
     <w:p>
       <w:pPr>
         <w:sectPr>
-          <w:footerReference w:type="default" r:id="rId6"/>
+          <w:footerReference w:type="default" r:id="rId5"/>
           <w:type w:val="nextPage"/>
           <w:pgSz w:w="12240" w:h="15840"/>
           <w:pgMar w:left="1800" w:right="1800" w:gutter="0" w:header="0" w:top="1440" w:footer="1440" w:bottom="1979"/>
@@ -815,13 +796,14 @@
     <w:p>
       <w:pPr>
         <w:sectPr>
-          <w:footerReference w:type="default" r:id="rId7"/>
+          <w:footerReference w:type="default" r:id="rId6"/>
           <w:type w:val="nextPage"/>
           <w:pgSz w:w="12240" w:h="15840"/>
           <w:pgMar w:left="1134" w:right="1134" w:gutter="0" w:header="0" w:top="1134" w:footer="0" w:bottom="1134"/>
           <w:pgNumType w:fmt="decimal"/>
           <w:formProt w:val="false"/>
           <w:textDirection w:val="lrTb"/>
+          <w:docGrid w:type="default" w:linePitch="100" w:charSpace="0"/>
         </w:sectPr>
         <w:pStyle w:val="Style10"/>
         <w:numPr>
@@ -1106,7 +1088,7 @@
     <w:p>
       <w:pPr>
         <w:sectPr>
-          <w:footerReference w:type="default" r:id="rId8"/>
+          <w:footerReference w:type="default" r:id="rId7"/>
           <w:type w:val="nextPage"/>
           <w:pgSz w:w="12240" w:h="15840"/>
           <w:pgMar w:left="1800" w:right="1800" w:gutter="0" w:header="0" w:top="1440" w:footer="1440" w:bottom="1979"/>
@@ -1189,43 +1171,31 @@
     </w:p>
     <w:p>
       <w:pPr>
-        <w:pStyle w:val="Style10"/>
-        <w:numPr>
-          <w:ilvl w:val="0"/>
-          <w:numId w:val="14"/>
-        </w:numPr>
-        <w:tabs>
-          <w:tab w:val="clear" w:pos="720"/>
-          <w:tab w:val="left" w:pos="0" w:leader="none"/>
-        </w:tabs>
-        <w:ind w:left="709" w:right="0" w:firstLine="426"/>
-        <w:rPr/>
-      </w:pPr>
-      <w:r>
-        <w:rPr/>
-        <w:t>Текущая поддержка, исправление ошибок и обновление функционала.</w:t>
-      </w:r>
-    </w:p>
-    <w:p>
-      <w:pPr>
         <w:sectPr>
-          <w:footerReference w:type="default" r:id="rId9"/>
+          <w:footerReference w:type="default" r:id="rId8"/>
           <w:type w:val="nextPage"/>
           <w:pgSz w:w="12240" w:h="15840"/>
           <w:pgMar w:left="1134" w:right="1134" w:gutter="0" w:header="0" w:top="1134" w:footer="0" w:bottom="1134"/>
           <w:pgNumType w:fmt="decimal"/>
           <w:formProt w:val="false"/>
           <w:textDirection w:val="lrTb"/>
+          <w:docGrid w:type="default" w:linePitch="100" w:charSpace="0"/>
         </w:sectPr>
-        <w:pStyle w:val="1"/>
-        <w:rPr>
-          <w:lang w:val="ru-RU"/>
-        </w:rPr>
+        <w:pStyle w:val="Style10"/>
+        <w:numPr>
+          <w:ilvl w:val="0"/>
+          <w:numId w:val="14"/>
+        </w:numPr>
+        <w:tabs>
+          <w:tab w:val="clear" w:pos="720"/>
+          <w:tab w:val="left" w:pos="0" w:leader="none"/>
+        </w:tabs>
+        <w:ind w:left="709" w:right="0" w:firstLine="426"/>
+        <w:rPr/>
       </w:pPr>
       <w:r>
-        <w:rPr>
-          <w:lang w:val="ru-RU"/>
-        </w:rPr>
+        <w:rPr/>
+        <w:t>Текущая поддержка, исправление ошибок и обновление функционала.</w:t>
       </w:r>
     </w:p>
     <w:p>
@@ -1425,7 +1395,7 @@
     <w:p>
       <w:pPr>
         <w:sectPr>
-          <w:footerReference w:type="default" r:id="rId10"/>
+          <w:footerReference w:type="default" r:id="rId9"/>
           <w:type w:val="nextPage"/>
           <w:pgSz w:w="12240" w:h="15840"/>
           <w:pgMar w:left="1800" w:right="1800" w:gutter="0" w:header="0" w:top="1440" w:footer="1440" w:bottom="1979"/>
@@ -1557,19 +1527,205 @@
       </w:r>
     </w:p>
     <w:sectPr>
-      <w:footerReference w:type="default" r:id="rId11"/>
+      <w:footerReference w:type="default" r:id="rId10"/>
       <w:type w:val="nextPage"/>
       <w:pgSz w:w="12240" w:h="15840"/>
       <w:pgMar w:left="1134" w:right="1134" w:gutter="0" w:header="0" w:top="1134" w:footer="0" w:bottom="1134"/>
       <w:pgNumType w:fmt="decimal"/>
       <w:formProt w:val="false"/>
       <w:textDirection w:val="lrTb"/>
+      <w:docGrid w:type="default" w:linePitch="100" w:charSpace="0"/>
     </w:sectPr>
   </w:body>
 </w:document>
 </file>
 
 <file path=word/footer1.xml><?xml version="1.0" encoding="utf-8"?>
+<w:ftr xmlns:o="urn:schemas-microsoft-com:office:office" xmlns:r="http://schemas.openxmlformats.org/officeDocument/2006/relationships" xmlns:v="urn:schemas-microsoft-com:vml" xmlns:w="http://schemas.openxmlformats.org/wordprocessingml/2006/main" xmlns:w10="urn:schemas-microsoft-com:office:word" xmlns:wp="http://schemas.openxmlformats.org/drawingml/2006/wordprocessingDrawing" xmlns:wps="http://schemas.microsoft.com/office/word/2010/wordprocessingShape" xmlns:wpg="http://schemas.microsoft.com/office/word/2010/wordprocessingGroup" xmlns:mc="http://schemas.openxmlformats.org/markup-compatibility/2006" xmlns:wp14="http://schemas.microsoft.com/office/word/2010/wordprocessingDrawing" xmlns:w14="http://schemas.microsoft.com/office/word/2010/wordml" xmlns:w15="http://schemas.microsoft.com/office/word/2012/wordml" mc:Ignorable="w14 wp14 w15">
+  <w:p>
+    <w:pPr>
+      <w:pStyle w:val="Style16"/>
+      <w:jc w:val="center"/>
+      <w:rPr/>
+    </w:pPr>
+    <w:r>
+      <w:rPr/>
+      <w:fldChar w:fldCharType="begin"/>
+    </w:r>
+    <w:r>
+      <w:rPr/>
+      <w:instrText xml:space="preserve"> PAGE </w:instrText>
+    </w:r>
+    <w:r>
+      <w:rPr/>
+      <w:fldChar w:fldCharType="separate"/>
+    </w:r>
+    <w:r>
+      <w:rPr/>
+      <w:t>1</w:t>
+    </w:r>
+    <w:r>
+      <w:rPr/>
+      <w:fldChar w:fldCharType="end"/>
+    </w:r>
+  </w:p>
+</w:ftr>
+</file>
+
+<file path=word/footer2.xml><?xml version="1.0" encoding="utf-8"?>
+<w:ftr xmlns:o="urn:schemas-microsoft-com:office:office" xmlns:r="http://schemas.openxmlformats.org/officeDocument/2006/relationships" xmlns:v="urn:schemas-microsoft-com:vml" xmlns:w="http://schemas.openxmlformats.org/wordprocessingml/2006/main" xmlns:w10="urn:schemas-microsoft-com:office:word" xmlns:wp="http://schemas.openxmlformats.org/drawingml/2006/wordprocessingDrawing" xmlns:wps="http://schemas.microsoft.com/office/word/2010/wordprocessingShape" xmlns:wpg="http://schemas.microsoft.com/office/word/2010/wordprocessingGroup" xmlns:mc="http://schemas.openxmlformats.org/markup-compatibility/2006" xmlns:wp14="http://schemas.microsoft.com/office/word/2010/wordprocessingDrawing" xmlns:w14="http://schemas.microsoft.com/office/word/2010/wordml" xmlns:w15="http://schemas.microsoft.com/office/word/2012/wordml" mc:Ignorable="w14 wp14 w15">
+  <w:p>
+    <w:pPr>
+      <w:pStyle w:val="Style16"/>
+      <w:jc w:val="center"/>
+      <w:rPr/>
+    </w:pPr>
+    <w:r>
+      <w:rPr/>
+      <w:fldChar w:fldCharType="begin"/>
+    </w:r>
+    <w:r>
+      <w:rPr/>
+      <w:instrText xml:space="preserve"> PAGE </w:instrText>
+    </w:r>
+    <w:r>
+      <w:rPr/>
+      <w:fldChar w:fldCharType="separate"/>
+    </w:r>
+    <w:r>
+      <w:rPr/>
+      <w:t>2</w:t>
+    </w:r>
+    <w:r>
+      <w:rPr/>
+      <w:fldChar w:fldCharType="end"/>
+    </w:r>
+  </w:p>
+</w:ftr>
+</file>
+
+<file path=word/footer3.xml><?xml version="1.0" encoding="utf-8"?>
+<w:ftr xmlns:o="urn:schemas-microsoft-com:office:office" xmlns:r="http://schemas.openxmlformats.org/officeDocument/2006/relationships" xmlns:v="urn:schemas-microsoft-com:vml" xmlns:w="http://schemas.openxmlformats.org/wordprocessingml/2006/main" xmlns:w10="urn:schemas-microsoft-com:office:word" xmlns:wp="http://schemas.openxmlformats.org/drawingml/2006/wordprocessingDrawing" xmlns:wps="http://schemas.microsoft.com/office/word/2010/wordprocessingShape" xmlns:wpg="http://schemas.microsoft.com/office/word/2010/wordprocessingGroup" xmlns:mc="http://schemas.openxmlformats.org/markup-compatibility/2006" xmlns:wp14="http://schemas.microsoft.com/office/word/2010/wordprocessingDrawing" xmlns:w14="http://schemas.microsoft.com/office/word/2010/wordml" xmlns:w15="http://schemas.microsoft.com/office/word/2012/wordml" mc:Ignorable="w14 wp14 w15">
+  <w:p>
+    <w:pPr>
+      <w:pStyle w:val="Normal"/>
+      <w:widowControl/>
+      <w:suppressAutoHyphens w:val="true"/>
+      <w:bidi w:val="0"/>
+      <w:spacing w:lineRule="auto" w:line="276" w:before="0" w:after="200"/>
+      <w:jc w:val="left"/>
+      <w:rPr/>
+    </w:pPr>
+    <w:r>
+      <w:rPr/>
+    </w:r>
+  </w:p>
+</w:ftr>
+</file>
+
+<file path=word/footer4.xml><?xml version="1.0" encoding="utf-8"?>
+<w:ftr xmlns:o="urn:schemas-microsoft-com:office:office" xmlns:r="http://schemas.openxmlformats.org/officeDocument/2006/relationships" xmlns:v="urn:schemas-microsoft-com:vml" xmlns:w="http://schemas.openxmlformats.org/wordprocessingml/2006/main" xmlns:w10="urn:schemas-microsoft-com:office:word" xmlns:wp="http://schemas.openxmlformats.org/drawingml/2006/wordprocessingDrawing" xmlns:wps="http://schemas.microsoft.com/office/word/2010/wordprocessingShape" xmlns:wpg="http://schemas.microsoft.com/office/word/2010/wordprocessingGroup" xmlns:mc="http://schemas.openxmlformats.org/markup-compatibility/2006" xmlns:wp14="http://schemas.microsoft.com/office/word/2010/wordprocessingDrawing" xmlns:w14="http://schemas.microsoft.com/office/word/2010/wordml" xmlns:w15="http://schemas.microsoft.com/office/word/2012/wordml" mc:Ignorable="w14 wp14 w15">
+  <w:p>
+    <w:pPr>
+      <w:pStyle w:val="Style16"/>
+      <w:jc w:val="center"/>
+      <w:rPr/>
+    </w:pPr>
+    <w:r>
+      <w:rPr/>
+      <w:fldChar w:fldCharType="begin"/>
+    </w:r>
+    <w:r>
+      <w:rPr/>
+      <w:instrText xml:space="preserve"> PAGE </w:instrText>
+    </w:r>
+    <w:r>
+      <w:rPr/>
+      <w:fldChar w:fldCharType="separate"/>
+    </w:r>
+    <w:r>
+      <w:rPr/>
+      <w:t>4</w:t>
+    </w:r>
+    <w:r>
+      <w:rPr/>
+      <w:fldChar w:fldCharType="end"/>
+    </w:r>
+  </w:p>
+</w:ftr>
+</file>
+
+<file path=word/footer5.xml><?xml version="1.0" encoding="utf-8"?>
+<w:ftr xmlns:o="urn:schemas-microsoft-com:office:office" xmlns:r="http://schemas.openxmlformats.org/officeDocument/2006/relationships" xmlns:v="urn:schemas-microsoft-com:vml" xmlns:w="http://schemas.openxmlformats.org/wordprocessingml/2006/main" xmlns:w10="urn:schemas-microsoft-com:office:word" xmlns:wp="http://schemas.openxmlformats.org/drawingml/2006/wordprocessingDrawing" xmlns:wps="http://schemas.microsoft.com/office/word/2010/wordprocessingShape" xmlns:wpg="http://schemas.microsoft.com/office/word/2010/wordprocessingGroup" xmlns:mc="http://schemas.openxmlformats.org/markup-compatibility/2006" xmlns:wp14="http://schemas.microsoft.com/office/word/2010/wordprocessingDrawing" xmlns:w14="http://schemas.microsoft.com/office/word/2010/wordml" xmlns:w15="http://schemas.microsoft.com/office/word/2012/wordml" mc:Ignorable="w14 wp14 w15">
+  <w:p>
+    <w:pPr>
+      <w:pStyle w:val="Normal"/>
+      <w:widowControl/>
+      <w:suppressAutoHyphens w:val="true"/>
+      <w:bidi w:val="0"/>
+      <w:spacing w:lineRule="auto" w:line="276" w:before="0" w:after="200"/>
+      <w:jc w:val="left"/>
+      <w:rPr/>
+    </w:pPr>
+    <w:r>
+      <w:rPr/>
+    </w:r>
+  </w:p>
+</w:ftr>
+</file>
+
+<file path=word/footer6.xml><?xml version="1.0" encoding="utf-8"?>
+<w:ftr xmlns:o="urn:schemas-microsoft-com:office:office" xmlns:r="http://schemas.openxmlformats.org/officeDocument/2006/relationships" xmlns:v="urn:schemas-microsoft-com:vml" xmlns:w="http://schemas.openxmlformats.org/wordprocessingml/2006/main" xmlns:w10="urn:schemas-microsoft-com:office:word" xmlns:wp="http://schemas.openxmlformats.org/drawingml/2006/wordprocessingDrawing" xmlns:wps="http://schemas.microsoft.com/office/word/2010/wordprocessingShape" xmlns:wpg="http://schemas.microsoft.com/office/word/2010/wordprocessingGroup" xmlns:mc="http://schemas.openxmlformats.org/markup-compatibility/2006" xmlns:wp14="http://schemas.microsoft.com/office/word/2010/wordprocessingDrawing" xmlns:w14="http://schemas.microsoft.com/office/word/2010/wordml" xmlns:w15="http://schemas.microsoft.com/office/word/2012/wordml" mc:Ignorable="w14 wp14 w15">
+  <w:p>
+    <w:pPr>
+      <w:pStyle w:val="Style16"/>
+      <w:jc w:val="center"/>
+      <w:rPr/>
+    </w:pPr>
+    <w:r>
+      <w:rPr/>
+      <w:fldChar w:fldCharType="begin"/>
+    </w:r>
+    <w:r>
+      <w:rPr/>
+      <w:instrText xml:space="preserve"> PAGE </w:instrText>
+    </w:r>
+    <w:r>
+      <w:rPr/>
+      <w:fldChar w:fldCharType="separate"/>
+    </w:r>
+    <w:r>
+      <w:rPr/>
+      <w:t>6</w:t>
+    </w:r>
+    <w:r>
+      <w:rPr/>
+      <w:fldChar w:fldCharType="end"/>
+    </w:r>
+  </w:p>
+</w:ftr>
+</file>
+
+<file path=word/footer7.xml><?xml version="1.0" encoding="utf-8"?>
+<w:ftr xmlns:o="urn:schemas-microsoft-com:office:office" xmlns:r="http://schemas.openxmlformats.org/officeDocument/2006/relationships" xmlns:v="urn:schemas-microsoft-com:vml" xmlns:w="http://schemas.openxmlformats.org/wordprocessingml/2006/main" xmlns:w10="urn:schemas-microsoft-com:office:word" xmlns:wp="http://schemas.openxmlformats.org/drawingml/2006/wordprocessingDrawing" xmlns:wps="http://schemas.microsoft.com/office/word/2010/wordprocessingShape" xmlns:wpg="http://schemas.microsoft.com/office/word/2010/wordprocessingGroup" xmlns:mc="http://schemas.openxmlformats.org/markup-compatibility/2006" xmlns:wp14="http://schemas.microsoft.com/office/word/2010/wordprocessingDrawing" xmlns:w14="http://schemas.microsoft.com/office/word/2010/wordml" xmlns:w15="http://schemas.microsoft.com/office/word/2012/wordml" mc:Ignorable="w14 wp14 w15">
+  <w:p>
+    <w:pPr>
+      <w:pStyle w:val="Normal"/>
+      <w:widowControl/>
+      <w:suppressAutoHyphens w:val="true"/>
+      <w:bidi w:val="0"/>
+      <w:spacing w:lineRule="auto" w:line="276" w:before="0" w:after="200"/>
+      <w:jc w:val="left"/>
+      <w:rPr/>
+    </w:pPr>
+    <w:r>
+      <w:rPr/>
+    </w:r>
+  </w:p>
+</w:ftr>
+</file>
+
+<file path=word/footer8.xml><?xml version="1.0" encoding="utf-8"?>
 <w:ftr xmlns:o="urn:schemas-microsoft-com:office:office" xmlns:r="http://schemas.openxmlformats.org/officeDocument/2006/relationships" xmlns:v="urn:schemas-microsoft-com:vml" xmlns:w="http://schemas.openxmlformats.org/wordprocessingml/2006/main" xmlns:w10="urn:schemas-microsoft-com:office:word" xmlns:wp="http://schemas.openxmlformats.org/drawingml/2006/wordprocessingDrawing" xmlns:wps="http://schemas.microsoft.com/office/word/2010/wordprocessingShape" xmlns:wpg="http://schemas.microsoft.com/office/word/2010/wordprocessingGroup" xmlns:mc="http://schemas.openxmlformats.org/markup-compatibility/2006" xmlns:wp14="http://schemas.microsoft.com/office/word/2010/wordprocessingDrawing" xmlns:w14="http://schemas.microsoft.com/office/word/2010/wordml" xmlns:w15="http://schemas.microsoft.com/office/word/2012/wordml" mc:Ignorable="w14 wp14 w15">
   <w:p>
     <w:pPr>
@@ -1601,159 +1757,20 @@
 </w:ftr>
 </file>
 
-<file path=word/footer10.xml><?xml version="1.0" encoding="utf-8"?>
-<w:ftr xmlns:o="urn:schemas-microsoft-com:office:office" xmlns:r="http://schemas.openxmlformats.org/officeDocument/2006/relationships" xmlns:v="urn:schemas-microsoft-com:vml" xmlns:w="http://schemas.openxmlformats.org/wordprocessingml/2006/main" xmlns:w10="urn:schemas-microsoft-com:office:word" xmlns:wp="http://schemas.openxmlformats.org/drawingml/2006/wordprocessingDrawing" xmlns:wps="http://schemas.microsoft.com/office/word/2010/wordprocessingShape" xmlns:wpg="http://schemas.microsoft.com/office/word/2010/wordprocessingGroup" xmlns:mc="http://schemas.openxmlformats.org/markup-compatibility/2006" xmlns:wp14="http://schemas.microsoft.com/office/word/2010/wordprocessingDrawing" xmlns:w14="http://schemas.microsoft.com/office/word/2010/wordml" xmlns:w15="http://schemas.microsoft.com/office/word/2012/wordml" mc:Ignorable="w14 wp14 w15">
-  <w:p/>
-</w:ftr>
-</file>
-
-<file path=word/footer2.xml><?xml version="1.0" encoding="utf-8"?>
-<w:ftr xmlns:o="urn:schemas-microsoft-com:office:office" xmlns:r="http://schemas.openxmlformats.org/officeDocument/2006/relationships" xmlns:v="urn:schemas-microsoft-com:vml" xmlns:w="http://schemas.openxmlformats.org/wordprocessingml/2006/main" xmlns:w10="urn:schemas-microsoft-com:office:word" xmlns:wp="http://schemas.openxmlformats.org/drawingml/2006/wordprocessingDrawing" xmlns:wps="http://schemas.microsoft.com/office/word/2010/wordprocessingShape" xmlns:wpg="http://schemas.microsoft.com/office/word/2010/wordprocessingGroup" xmlns:mc="http://schemas.openxmlformats.org/markup-compatibility/2006" xmlns:wp14="http://schemas.microsoft.com/office/word/2010/wordprocessingDrawing" xmlns:w14="http://schemas.microsoft.com/office/word/2010/wordml" xmlns:w15="http://schemas.microsoft.com/office/word/2012/wordml" mc:Ignorable="w14 wp14 w15">
-  <w:p/>
-</w:ftr>
-</file>
-
-<file path=word/footer3.xml><?xml version="1.0" encoding="utf-8"?>
+<file path=word/footer9.xml><?xml version="1.0" encoding="utf-8"?>
 <w:ftr xmlns:o="urn:schemas-microsoft-com:office:office" xmlns:r="http://schemas.openxmlformats.org/officeDocument/2006/relationships" xmlns:v="urn:schemas-microsoft-com:vml" xmlns:w="http://schemas.openxmlformats.org/wordprocessingml/2006/main" xmlns:w10="urn:schemas-microsoft-com:office:word" xmlns:wp="http://schemas.openxmlformats.org/drawingml/2006/wordprocessingDrawing" xmlns:wps="http://schemas.microsoft.com/office/word/2010/wordprocessingShape" xmlns:wpg="http://schemas.microsoft.com/office/word/2010/wordprocessingGroup" xmlns:mc="http://schemas.openxmlformats.org/markup-compatibility/2006" xmlns:wp14="http://schemas.microsoft.com/office/word/2010/wordprocessingDrawing" xmlns:w14="http://schemas.microsoft.com/office/word/2010/wordml" xmlns:w15="http://schemas.microsoft.com/office/word/2012/wordml" mc:Ignorable="w14 wp14 w15">
   <w:p>
     <w:pPr>
-      <w:pStyle w:val="Style16"/>
-      <w:jc w:val="center"/>
+      <w:pStyle w:val="Normal"/>
+      <w:widowControl/>
+      <w:suppressAutoHyphens w:val="true"/>
+      <w:bidi w:val="0"/>
+      <w:spacing w:lineRule="auto" w:line="276" w:before="0" w:after="200"/>
+      <w:jc w:val="left"/>
       <w:rPr/>
     </w:pPr>
     <w:r>
       <w:rPr/>
-      <w:fldChar w:fldCharType="begin"/>
-    </w:r>
-    <w:r>
-      <w:rPr/>
-      <w:instrText xml:space="preserve"> PAGE </w:instrText>
-    </w:r>
-    <w:r>
-      <w:rPr/>
-      <w:fldChar w:fldCharType="separate"/>
-    </w:r>
-    <w:r>
-      <w:rPr/>
-      <w:t>8</w:t>
-    </w:r>
-    <w:r>
-      <w:rPr/>
-      <w:fldChar w:fldCharType="end"/>
-    </w:r>
-  </w:p>
-</w:ftr>
-</file>
-
-<file path=word/footer4.xml><?xml version="1.0" encoding="utf-8"?>
-<w:ftr xmlns:o="urn:schemas-microsoft-com:office:office" xmlns:r="http://schemas.openxmlformats.org/officeDocument/2006/relationships" xmlns:v="urn:schemas-microsoft-com:vml" xmlns:w="http://schemas.openxmlformats.org/wordprocessingml/2006/main" xmlns:w10="urn:schemas-microsoft-com:office:word" xmlns:wp="http://schemas.openxmlformats.org/drawingml/2006/wordprocessingDrawing" xmlns:wps="http://schemas.microsoft.com/office/word/2010/wordprocessingShape" xmlns:wpg="http://schemas.microsoft.com/office/word/2010/wordprocessingGroup" xmlns:mc="http://schemas.openxmlformats.org/markup-compatibility/2006" xmlns:wp14="http://schemas.microsoft.com/office/word/2010/wordprocessingDrawing" xmlns:w14="http://schemas.microsoft.com/office/word/2010/wordml" xmlns:w15="http://schemas.microsoft.com/office/word/2012/wordml" mc:Ignorable="w14 wp14 w15">
-  <w:p/>
-</w:ftr>
-</file>
-
-<file path=word/footer5.xml><?xml version="1.0" encoding="utf-8"?>
-<w:ftr xmlns:o="urn:schemas-microsoft-com:office:office" xmlns:r="http://schemas.openxmlformats.org/officeDocument/2006/relationships" xmlns:v="urn:schemas-microsoft-com:vml" xmlns:w="http://schemas.openxmlformats.org/wordprocessingml/2006/main" xmlns:w10="urn:schemas-microsoft-com:office:word" xmlns:wp="http://schemas.openxmlformats.org/drawingml/2006/wordprocessingDrawing" xmlns:wps="http://schemas.microsoft.com/office/word/2010/wordprocessingShape" xmlns:wpg="http://schemas.microsoft.com/office/word/2010/wordprocessingGroup" xmlns:mc="http://schemas.openxmlformats.org/markup-compatibility/2006" xmlns:wp14="http://schemas.microsoft.com/office/word/2010/wordprocessingDrawing" xmlns:w14="http://schemas.microsoft.com/office/word/2010/wordml" xmlns:w15="http://schemas.microsoft.com/office/word/2012/wordml" mc:Ignorable="w14 wp14 w15">
-  <w:p>
-    <w:pPr>
-      <w:pStyle w:val="Style16"/>
-      <w:jc w:val="center"/>
-      <w:rPr/>
-    </w:pPr>
-    <w:r>
-      <w:rPr/>
-      <w:fldChar w:fldCharType="begin"/>
-    </w:r>
-    <w:r>
-      <w:rPr/>
-      <w:instrText xml:space="preserve"> PAGE </w:instrText>
-    </w:r>
-    <w:r>
-      <w:rPr/>
-      <w:fldChar w:fldCharType="separate"/>
-    </w:r>
-    <w:r>
-      <w:rPr/>
-      <w:t>8</w:t>
-    </w:r>
-    <w:r>
-      <w:rPr/>
-      <w:fldChar w:fldCharType="end"/>
-    </w:r>
-  </w:p>
-</w:ftr>
-</file>
-
-<file path=word/footer6.xml><?xml version="1.0" encoding="utf-8"?>
-<w:ftr xmlns:o="urn:schemas-microsoft-com:office:office" xmlns:r="http://schemas.openxmlformats.org/officeDocument/2006/relationships" xmlns:v="urn:schemas-microsoft-com:vml" xmlns:w="http://schemas.openxmlformats.org/wordprocessingml/2006/main" xmlns:w10="urn:schemas-microsoft-com:office:word" xmlns:wp="http://schemas.openxmlformats.org/drawingml/2006/wordprocessingDrawing" xmlns:wps="http://schemas.microsoft.com/office/word/2010/wordprocessingShape" xmlns:wpg="http://schemas.microsoft.com/office/word/2010/wordprocessingGroup" xmlns:mc="http://schemas.openxmlformats.org/markup-compatibility/2006" xmlns:wp14="http://schemas.microsoft.com/office/word/2010/wordprocessingDrawing" xmlns:w14="http://schemas.microsoft.com/office/word/2010/wordml" xmlns:w15="http://schemas.microsoft.com/office/word/2012/wordml" mc:Ignorable="w14 wp14 w15">
-  <w:p/>
-</w:ftr>
-</file>
-
-<file path=word/footer7.xml><?xml version="1.0" encoding="utf-8"?>
-<w:ftr xmlns:o="urn:schemas-microsoft-com:office:office" xmlns:r="http://schemas.openxmlformats.org/officeDocument/2006/relationships" xmlns:v="urn:schemas-microsoft-com:vml" xmlns:w="http://schemas.openxmlformats.org/wordprocessingml/2006/main" xmlns:w10="urn:schemas-microsoft-com:office:word" xmlns:wp="http://schemas.openxmlformats.org/drawingml/2006/wordprocessingDrawing" xmlns:wps="http://schemas.microsoft.com/office/word/2010/wordprocessingShape" xmlns:wpg="http://schemas.microsoft.com/office/word/2010/wordprocessingGroup" xmlns:mc="http://schemas.openxmlformats.org/markup-compatibility/2006" xmlns:wp14="http://schemas.microsoft.com/office/word/2010/wordprocessingDrawing" xmlns:w14="http://schemas.microsoft.com/office/word/2010/wordml" xmlns:w15="http://schemas.microsoft.com/office/word/2012/wordml" mc:Ignorable="w14 wp14 w15">
-  <w:p>
-    <w:pPr>
-      <w:pStyle w:val="Style16"/>
-      <w:jc w:val="center"/>
-      <w:rPr/>
-    </w:pPr>
-    <w:r>
-      <w:rPr/>
-      <w:fldChar w:fldCharType="begin"/>
-    </w:r>
-    <w:r>
-      <w:rPr/>
-      <w:instrText xml:space="preserve"> PAGE </w:instrText>
-    </w:r>
-    <w:r>
-      <w:rPr/>
-      <w:fldChar w:fldCharType="separate"/>
-    </w:r>
-    <w:r>
-      <w:rPr/>
-      <w:t>8</w:t>
-    </w:r>
-    <w:r>
-      <w:rPr/>
-      <w:fldChar w:fldCharType="end"/>
-    </w:r>
-  </w:p>
-</w:ftr>
-</file>
-
-<file path=word/footer8.xml><?xml version="1.0" encoding="utf-8"?>
-<w:ftr xmlns:o="urn:schemas-microsoft-com:office:office" xmlns:r="http://schemas.openxmlformats.org/officeDocument/2006/relationships" xmlns:v="urn:schemas-microsoft-com:vml" xmlns:w="http://schemas.openxmlformats.org/wordprocessingml/2006/main" xmlns:w10="urn:schemas-microsoft-com:office:word" xmlns:wp="http://schemas.openxmlformats.org/drawingml/2006/wordprocessingDrawing" xmlns:wps="http://schemas.microsoft.com/office/word/2010/wordprocessingShape" xmlns:wpg="http://schemas.microsoft.com/office/word/2010/wordprocessingGroup" xmlns:mc="http://schemas.openxmlformats.org/markup-compatibility/2006" xmlns:wp14="http://schemas.microsoft.com/office/word/2010/wordprocessingDrawing" xmlns:w14="http://schemas.microsoft.com/office/word/2010/wordml" xmlns:w15="http://schemas.microsoft.com/office/word/2012/wordml" mc:Ignorable="w14 wp14 w15">
-  <w:p/>
-</w:ftr>
-</file>
-
-<file path=word/footer9.xml><?xml version="1.0" encoding="utf-8"?>
-<w:ftr xmlns:o="urn:schemas-microsoft-com:office:office" xmlns:r="http://schemas.openxmlformats.org/officeDocument/2006/relationships" xmlns:v="urn:schemas-microsoft-com:vml" xmlns:w="http://schemas.openxmlformats.org/wordprocessingml/2006/main" xmlns:w10="urn:schemas-microsoft-com:office:word" xmlns:wp="http://schemas.openxmlformats.org/drawingml/2006/wordprocessingDrawing" xmlns:wps="http://schemas.microsoft.com/office/word/2010/wordprocessingShape" xmlns:wpg="http://schemas.microsoft.com/office/word/2010/wordprocessingGroup" xmlns:mc="http://schemas.openxmlformats.org/markup-compatibility/2006" xmlns:wp14="http://schemas.microsoft.com/office/word/2010/wordprocessingDrawing" xmlns:w14="http://schemas.microsoft.com/office/word/2010/wordml" xmlns:w15="http://schemas.microsoft.com/office/word/2012/wordml" mc:Ignorable="w14 wp14 w15">
-  <w:p>
-    <w:pPr>
-      <w:pStyle w:val="Style16"/>
-      <w:jc w:val="center"/>
-      <w:rPr/>
-    </w:pPr>
-    <w:r>
-      <w:rPr/>
-      <w:fldChar w:fldCharType="begin"/>
-    </w:r>
-    <w:r>
-      <w:rPr/>
-      <w:instrText xml:space="preserve"> PAGE </w:instrText>
-    </w:r>
-    <w:r>
-      <w:rPr/>
-      <w:fldChar w:fldCharType="separate"/>
-    </w:r>
-    <w:r>
-      <w:rPr/>
-      <w:t>8</w:t>
-    </w:r>
-    <w:r>
-      <w:rPr/>
-      <w:fldChar w:fldCharType="end"/>
     </w:r>
   </w:p>
 </w:ftr>
